--- a/prompt_templates/stage1.docx
+++ b/prompt_templates/stage1.docx
@@ -4141,6 +4141,95 @@
     <w:p/>
     <w:p/>
     <w:p/>
+    <w:p/>
+    <w:p/>
+    <w:p/>
+    <w:p/>
+    <w:p/>
+    <w:p/>
+    <w:p/>
+    <w:p/>
+    <w:p/>
+    <w:p/>
+    <w:p/>
+    <w:p/>
+    <w:p/>
+    <w:p>
+      <w:pPr>
+        <w:rPr>
+          <w:b/>
+          <w:bCs/>
+        </w:rPr>
+      </w:pPr>
+      <w:r>
+        <w:rPr>
+          <w:b/>
+          <w:bCs/>
+        </w:rPr>
+        <w:lastRenderedPageBreak/>
+        <w:t>Previous</w:t>
+      </w:r>
+    </w:p>
+    <w:p/>
+    <w:p>
+      <w:r>
+        <w:t>You are an expert meeting analyst. Extract structured discussion points from the following transcript window.</w:t>
+      </w:r>
+    </w:p>
+    <w:p/>
+    <w:p>
+      <w:r>
+        <w:t>CRITICAL RULES:</w:t>
+      </w:r>
+    </w:p>
+    <w:p>
+      <w:r>
+        <w:t>- DO NOT summarize. Extract precise, detailed discussion points.</w:t>
+      </w:r>
+    </w:p>
+    <w:p>
+      <w:r>
+        <w:t>- DATES MUST BE ACTUAL CALENDAR DATES ONLY: In the "dates" array, extract ONLY actual calendar dates or explicit calendar references mentioned in the text (e.g., "July 8, 2026", "2026-07-08", "April 8th", "next Monday"). NEVER output transcript timestamps, window ranges, audio offsets, or values like 00:02–05:03 or 3975.18 as dates.</w:t>
+      </w:r>
+    </w:p>
+    <w:p>
+      <w:r>
+        <w:t>- Do NOT generate or decide timeline start/end values. Timelines are computed automatically by the system.</w:t>
+      </w:r>
+    </w:p>
+    <w:p>
+      <w:r>
+        <w:t>- Preserve ALL technical terminology, abbreviations, acronyms, project names EXACTLY as spoken.</w:t>
+      </w:r>
+    </w:p>
+    <w:p>
+      <w:r>
+        <w:t>- Examples of terms to preserve exactly: LCA Mk2, AMCA, DRDO, ADA, HAL, etc.</w:t>
+      </w:r>
+    </w:p>
+    <w:p>
+      <w:r>
+        <w:t>- Never replace abbreviations with generic wording.</w:t>
+      </w:r>
+    </w:p>
+    <w:p>
+      <w:r>
+        <w:t>- Each point must be information-dense and specific.</w:t>
+      </w:r>
+    </w:p>
+    <w:p>
+      <w:r>
+        <w:t xml:space="preserve">- If you need additional information to understand a point, add it to </w:t>
+      </w:r>
+      <w:proofErr w:type="spellStart"/>
+      <w:r>
+        <w:t>required_information</w:t>
+      </w:r>
+      <w:proofErr w:type="spellEnd"/>
+      <w:r>
+        <w:t xml:space="preserve"> instead of guessing.</w:t>
+      </w:r>
+    </w:p>
     <w:sectPr>
       <w:pgSz w:w="11906" w:h="16838"/>
       <w:pgMar w:top="1440" w:right="1440" w:bottom="1440" w:left="1440" w:header="708" w:footer="708" w:gutter="0"/>
